--- a/layouts/docx/a4-work-reference.docx
+++ b/layouts/docx/a4-work-reference.docx
@@ -608,10 +608,10 @@
     </w:lvl>
     <w:lvl w:ilvl="2">
       <w:start w:val="1"/>
-      <w:numFmt w:val="decimal"/>
+      <w:numFmt w:val="none"/>
       <w:pStyle w:val="Heading3"/>
       <w:suff w:val="space"/>
-      <w:lvlText w:val="%1.%2.%3."/>
+      <w:lvlText w:val=""/>
       <w:lvlJc w:val="left"/>
       <w:pPr>
         <w:ind w:left="425" w:hanging="425"/>
@@ -622,10 +622,10 @@
     </w:lvl>
     <w:lvl w:ilvl="3">
       <w:start w:val="1"/>
-      <w:numFmt w:val="decimal"/>
+      <w:numFmt w:val="none"/>
       <w:pStyle w:val="Heading4"/>
       <w:suff w:val="space"/>
-      <w:lvlText w:val="%1.%2.%3.%4."/>
+      <w:lvlText w:val=""/>
       <w:lvlJc w:val="left"/>
       <w:pPr>
         <w:ind w:left="425" w:hanging="425"/>

--- a/layouts/docx/a4-work-reference.docx
+++ b/layouts/docx/a4-work-reference.docx
@@ -4474,6 +4474,22 @@
     <w:unhideWhenUsed/>
     <w:qFormat/>
     <w:pPr>
+      <w:spacing w:after="100" w:before="100"/>
+      <w:ind w:firstLine="0" w:left="480" w:right="480"/>
+    </w:pPr>
+  </w:style>
+  <w:style w:type="paragraph" w:customStyle="1" w:styleId="FirstParagraph">
+    <w:name w:val="First Paragraph"/>
+    <w:basedOn w:val="BodyText"/>
+    <w:next w:val="BodyText"/>
+    <w:qFormat/>
+  </w:style>
+  <w:style w:type="paragraph" w:customStyle="1" w:styleId="Callout">
+    <w:name w:val="Callout"/>
+    <w:basedOn w:val="BodyText"/>
+    <w:next w:val="BodyText"/>
+    <w:qFormat/>
+    <w:pPr>
       <w:pBdr>
         <w:left w:val="single" w:sz="18" w:space="10" w:color="00B0EA"/>
       </w:pBdr>
@@ -4482,11 +4498,74 @@
       <w:ind w:firstLine="0" w:left="480" w:right="120"/>
     </w:pPr>
   </w:style>
-  <w:style w:type="paragraph" w:customStyle="1" w:styleId="FirstParagraph">
-    <w:name w:val="First Paragraph"/>
+  <w:style w:type="paragraph" w:customStyle="1" w:styleId="CalloutTitle">
+    <w:name w:val="Callout Title"/>
+    <w:basedOn w:val="Callout"/>
+    <w:next w:val="Callout"/>
+    <w:qFormat/>
+    <w:pPr>
+      <w:keepNext/>
+      <w:pBdr>
+        <w:left w:val="single" w:sz="18" w:space="10" w:color="00B0EA"/>
+      </w:pBdr>
+      <w:shd w:val="clear" w:color="auto" w:fill="EAF6FC"/>
+      <w:spacing w:after="40" w:before="140"/>
+      <w:ind w:firstLine="0" w:left="480" w:right="120"/>
+    </w:pPr>
+    <w:rPr>
+      <w:b/>
+      <w:color w:val="075895"/>
+    </w:rPr>
+  </w:style>
+  <w:style w:type="paragraph" w:customStyle="1" w:styleId="CalloutTight">
+    <w:name w:val="Callout Tight"/>
+    <w:basedOn w:val="Callout"/>
+    <w:next w:val="Callout"/>
+    <w:qFormat/>
+    <w:pPr>
+      <w:pBdr>
+        <w:left w:val="single" w:sz="18" w:space="10" w:color="00B0EA"/>
+      </w:pBdr>
+      <w:shd w:val="clear" w:color="auto" w:fill="EAF6FC"/>
+      <w:spacing w:after="20" w:before="20"/>
+      <w:ind w:firstLine="0" w:left="480" w:right="120"/>
+    </w:pPr>
+  </w:style>
+  <w:style w:type="paragraph" w:customStyle="1" w:styleId="CalloutGap">
+    <w:name w:val="Callout Gap"/>
+    <w:basedOn w:val="Normal"/>
+    <w:next w:val="BodyText"/>
+    <w:qFormat/>
+    <w:pPr>
+      <w:spacing w:after="0" w:before="0" w:line="120" w:lineRule="exact"/>
+    </w:pPr>
+    <w:rPr>
+      <w:sz w:val="8"/>
+      <w:szCs w:val="8"/>
+    </w:rPr>
+  </w:style>
+  <w:style w:type="paragraph" w:customStyle="1" w:styleId="SourceCode">
+    <w:name w:val="Source Code"/>
     <w:basedOn w:val="BodyText"/>
     <w:next w:val="BodyText"/>
     <w:qFormat/>
+    <w:pPr>
+      <w:spacing w:after="20" w:before="20"/>
+    </w:pPr>
+    <w:rPr>
+      <w:rFonts w:ascii="Consolas" w:hAnsi="Consolas" w:cs="Courier New"/>
+      <w:sz w:val="20"/>
+      <w:szCs w:val="20"/>
+    </w:rPr>
+  </w:style>
+  <w:style w:type="character" w:customStyle="1" w:styleId="VerbatimChar">
+    <w:name w:val="Verbatim Char"/>
+    <w:basedOn w:val="DefaultParagraphFont"/>
+    <w:rPr>
+      <w:rFonts w:ascii="Consolas" w:hAnsi="Consolas" w:cs="Courier New"/>
+      <w:sz w:val="20"/>
+      <w:szCs w:val="20"/>
+    </w:rPr>
   </w:style>
   <w:style w:type="paragraph" w:styleId="Heading1">
     <w:name w:val="heading 1"/>
